--- a/genesis-e4-e3p00/ANEXO_2/v6_alianza_cinco/complementarios/Correo_USTA_revision_proyecto_v6.docx
+++ b/genesis-e4-e3p00/ANEXO_2/v6_alianza_cinco/complementarios/Correo_USTA_revision_proyecto_v6.docx
@@ -146,6 +146,30 @@
     </w:p>
     <w:p>
       <w:pPr>
+        <w:numPr>
+          <w:ilvl w:val="0"/>
+          <w:numId w:val="1001"/>
+        </w:numPr>
+        <w:pStyle w:val="Compact"/>
+      </w:pPr>
+      <w:r>
+        <w:t xml:space="preserve">Modelos de certificación de contrapartida de Avanciencia y de Gestión y Medio Ambiente, listos para firmar.</w:t>
+      </w:r>
+    </w:p>
+    <w:p>
+      <w:pPr>
+        <w:numPr>
+          <w:ilvl w:val="0"/>
+          <w:numId w:val="1001"/>
+        </w:numPr>
+        <w:pStyle w:val="Compact"/>
+      </w:pPr>
+      <w:r>
+        <w:t xml:space="preserve">Gráfico integrado del proyecto: red del problema a la solución, árbol de decisión, marco conceptual y compromisos de cada actor.</w:t>
+      </w:r>
+    </w:p>
+    <w:p>
+      <w:pPr>
         <w:pStyle w:val="FirstParagraph"/>
       </w:pPr>
       <w:r>
@@ -492,28 +516,6 @@
           <w:b/>
         </w:rPr>
         <w:t xml:space="preserve">5. Decisiones que necesitamos</w:t>
-      </w:r>
-    </w:p>
-    <w:p>
-      <w:pPr>
-        <w:numPr>
-          <w:ilvl w:val="0"/>
-          <w:numId w:val="1005"/>
-        </w:numPr>
-        <w:pStyle w:val="Compact"/>
-      </w:pPr>
-      <w:r>
-        <w:rPr>
-          <w:bCs/>
-          <w:b/>
-        </w:rPr>
-        <w:t xml:space="preserve">Perfil de pagos de la asesoría jurídica (PD-02).</w:t>
-      </w:r>
-      <w:r>
-        <w:t xml:space="preserve"> </w:t>
-      </w:r>
-      <w:r>
-        <w:t xml:space="preserve">El Anexo 3 v6 la paga en los meses 2 a 4, pero el Plan de transferencia programa servicios hasta el mes 23. Confirmar si el contrato se paga por anticipado con entregas posteriores.</w:t>
       </w:r>
     </w:p>
     <w:p>
